--- a/manuals/logs/first_sampling_decision_evaluation.docx
+++ b/manuals/logs/first_sampling_decision_evaluation.docx
@@ -7,7 +7,6 @@
         <w:pStyle w:val="a3"/>
         <w:jc w:val="center"/>
         <w:rPr>
-          <w:rFonts w:hint="eastAsia"/>
           <w:lang w:eastAsia="zh-CN"/>
         </w:rPr>
       </w:pPr>
@@ -45,15 +44,15 @@
         <w:tblLook w:val="04A0" w:firstRow="1" w:lastRow="0" w:firstColumn="1" w:lastColumn="0" w:noHBand="0" w:noVBand="1"/>
       </w:tblPr>
       <w:tblGrid>
-        <w:gridCol w:w="2158"/>
-        <w:gridCol w:w="2158"/>
-        <w:gridCol w:w="2156"/>
-        <w:gridCol w:w="2158"/>
+        <w:gridCol w:w="2060"/>
+        <w:gridCol w:w="1417"/>
+        <w:gridCol w:w="3322"/>
+        <w:gridCol w:w="1831"/>
       </w:tblGrid>
       <w:tr>
         <w:tc>
           <w:tcPr>
-            <w:tcW w:w="2160" w:type="dxa"/>
+            <w:tcW w:w="2060" w:type="dxa"/>
             <w:shd w:val="clear" w:color="auto" w:fill="F4CDC8" w:themeFill="accent2" w:themeFillTint="33"/>
           </w:tcPr>
           <w:p>
@@ -72,16 +71,38 @@
         </w:tc>
         <w:tc>
           <w:tcPr>
-            <w:tcW w:w="2160" w:type="dxa"/>
+            <w:tcW w:w="1417" w:type="dxa"/>
             <w:shd w:val="clear" w:color="auto" w:fill="F4CDC8" w:themeFill="accent2" w:themeFillTint="33"/>
           </w:tcPr>
           <w:p>
             <w:pPr>
+              <w:rPr>
+                <w:b/>
+                <w:lang w:eastAsia="zh-CN"/>
+              </w:rPr>
+            </w:pPr>
+            <w:r>
               <w:rPr>
                 <w:rFonts w:hint="eastAsia"/>
                 <w:b/>
                 <w:lang w:eastAsia="zh-CN"/>
               </w:rPr>
+              <w:t>Pass/Fail</w:t>
+            </w:r>
+          </w:p>
+        </w:tc>
+        <w:tc>
+          <w:tcPr>
+            <w:tcW w:w="3322" w:type="dxa"/>
+            <w:shd w:val="clear" w:color="auto" w:fill="F4CDC8" w:themeFill="accent2" w:themeFillTint="33"/>
+          </w:tcPr>
+          <w:p>
+            <w:pPr>
+              <w:jc w:val="center"/>
+              <w:rPr>
+                <w:b/>
+                <w:lang w:eastAsia="zh-CN"/>
+              </w:rPr>
             </w:pPr>
             <w:r>
               <w:rPr>
@@ -89,53 +110,28 @@
                 <w:b/>
                 <w:lang w:eastAsia="zh-CN"/>
               </w:rPr>
-              <w:t>Pass/Fail</w:t>
-            </w:r>
-          </w:p>
-        </w:tc>
-        <w:tc>
-          <w:tcPr>
-            <w:tcW w:w="2160" w:type="dxa"/>
+              <w:t>Reason</w:t>
+            </w:r>
+          </w:p>
+        </w:tc>
+        <w:tc>
+          <w:tcPr>
+            <w:tcW w:w="1831" w:type="dxa"/>
             <w:shd w:val="clear" w:color="auto" w:fill="F4CDC8" w:themeFill="accent2" w:themeFillTint="33"/>
           </w:tcPr>
           <w:p>
             <w:pPr>
-              <w:jc w:val="center"/>
+              <w:rPr>
+                <w:b/>
+                <w:lang w:eastAsia="zh-CN"/>
+              </w:rPr>
+            </w:pPr>
+            <w:r>
               <w:rPr>
                 <w:rFonts w:hint="eastAsia"/>
                 <w:b/>
                 <w:lang w:eastAsia="zh-CN"/>
               </w:rPr>
-            </w:pPr>
-            <w:r>
-              <w:rPr>
-                <w:rFonts w:hint="eastAsia"/>
-                <w:b/>
-                <w:lang w:eastAsia="zh-CN"/>
-              </w:rPr>
-              <w:t>Reason</w:t>
-            </w:r>
-          </w:p>
-        </w:tc>
-        <w:tc>
-          <w:tcPr>
-            <w:tcW w:w="2160" w:type="dxa"/>
-            <w:shd w:val="clear" w:color="auto" w:fill="F4CDC8" w:themeFill="accent2" w:themeFillTint="33"/>
-          </w:tcPr>
-          <w:p>
-            <w:pPr>
-              <w:rPr>
-                <w:rFonts w:hint="eastAsia"/>
-                <w:b/>
-                <w:lang w:eastAsia="zh-CN"/>
-              </w:rPr>
-            </w:pPr>
-            <w:r>
-              <w:rPr>
-                <w:rFonts w:hint="eastAsia"/>
-                <w:b/>
-                <w:lang w:eastAsia="zh-CN"/>
-              </w:rPr>
               <w:t>Inspiration</w:t>
             </w:r>
           </w:p>
@@ -144,7 +140,7 @@
       <w:tr>
         <w:tc>
           <w:tcPr>
-            <w:tcW w:w="2160" w:type="dxa"/>
+            <w:tcW w:w="2060" w:type="dxa"/>
           </w:tcPr>
           <w:p>
             <w:r>
@@ -154,37 +150,50 @@
         </w:tc>
         <w:tc>
           <w:tcPr>
-            <w:tcW w:w="2160" w:type="dxa"/>
+            <w:tcW w:w="1417" w:type="dxa"/>
           </w:tcPr>
           <w:p>
             <w:pPr>
+              <w:rPr>
+                <w:lang w:eastAsia="zh-CN"/>
+              </w:rPr>
+            </w:pPr>
+            <w:r>
               <w:rPr>
                 <w:rFonts w:hint="eastAsia"/>
                 <w:lang w:eastAsia="zh-CN"/>
               </w:rPr>
-            </w:pPr>
-            <w:r>
+              <w:t>Pass</w:t>
+            </w:r>
+          </w:p>
+        </w:tc>
+        <w:tc>
+          <w:tcPr>
+            <w:tcW w:w="3322" w:type="dxa"/>
+          </w:tcPr>
+          <w:p>
+            <w:r>
+              <w:t>Within the unit, discursive actions and narrative structures show clear clustering. Internal variation mainly concerns the different epistemic positions assigned to ChatGPT within the same search trajectory, rather than each post drifting in an idiosyncratic direction. This combination therefore captures stable discursive variation that is clearly distinguishable from that observed in other combinations.</w:t>
+            </w:r>
+          </w:p>
+        </w:tc>
+        <w:tc>
+          <w:tcPr>
+            <w:tcW w:w="1831" w:type="dxa"/>
+          </w:tcPr>
+          <w:p>
+            <w:pPr>
               <w:rPr>
                 <w:rFonts w:hint="eastAsia"/>
                 <w:lang w:eastAsia="zh-CN"/>
               </w:rPr>
-              <w:t>Pass</w:t>
-            </w:r>
-          </w:p>
-        </w:tc>
-        <w:tc>
-          <w:tcPr>
-            <w:tcW w:w="2160" w:type="dxa"/>
-          </w:tcPr>
-          <w:p/>
-        </w:tc>
-        <w:tc>
-          <w:tcPr>
-            <w:tcW w:w="2160" w:type="dxa"/>
-          </w:tcPr>
-          <w:p>
-            <w:r>
-              <w:t>Frequent here; recorded as hard to say, so not treated as settled</w:t>
+            </w:pPr>
+            <w:r>
+              <w:rPr>
+                <w:rFonts w:hint="eastAsia"/>
+                <w:lang w:eastAsia="zh-CN"/>
+              </w:rPr>
+              <w:t>-</w:t>
             </w:r>
           </w:p>
         </w:tc>
@@ -192,7 +201,7 @@
       <w:tr>
         <w:tc>
           <w:tcPr>
-            <w:tcW w:w="2160" w:type="dxa"/>
+            <w:tcW w:w="2060" w:type="dxa"/>
           </w:tcPr>
           <w:p>
             <w:r>
@@ -202,7 +211,7 @@
         </w:tc>
         <w:tc>
           <w:tcPr>
-            <w:tcW w:w="2160" w:type="dxa"/>
+            <w:tcW w:w="1417" w:type="dxa"/>
           </w:tcPr>
           <w:p>
             <w:r>
@@ -216,25 +225,53 @@
         </w:tc>
         <w:tc>
           <w:tcPr>
-            <w:tcW w:w="2160" w:type="dxa"/>
-          </w:tcPr>
-          <w:p/>
-        </w:tc>
-        <w:tc>
-          <w:tcPr>
-            <w:tcW w:w="2160" w:type="dxa"/>
-          </w:tcPr>
-          <w:p>
-            <w:r>
-              <w:t xml:space="preserve">Two types folded </w:t>
-            </w:r>
-            <w:proofErr w:type="gramStart"/>
-            <w:r>
-              <w:t>together,</w:t>
-            </w:r>
-            <w:proofErr w:type="gramEnd"/>
-            <w:r>
-              <w:t xml:space="preserve"> each needs its own posts</w:t>
+            <w:tcW w:w="3322" w:type="dxa"/>
+          </w:tcPr>
+          <w:p>
+            <w:pPr>
+              <w:rPr>
+                <w:lang w:eastAsia="zh-CN"/>
+              </w:rPr>
+            </w:pPr>
+            <w:r>
+              <w:t>The unit revolves around a shared core dilemma: participants recognize that repeated searching and reassurance-seeking may sustain anxiety, yet are unable to simply disengage from the cycle. Internal variation concerns how this same dilemma is managed from different positions within the cycle: some posts construct repeated AI use as anxiety-driven and difficult to control (Posts 1, 3, and 4), whereas others acknowledge its benefits while delimiting those benefits as temporary, supplementary, and constrained (Posts 2 and 5). The variation captured by this combination therefore reflects different ways of negotiating the same underlying dilemma rather than idiosyncratic drift across posts</w:t>
+            </w:r>
+            <w:r>
+              <w:rPr>
+                <w:rFonts w:hint="eastAsia"/>
+              </w:rPr>
+              <w:t>.</w:t>
+            </w:r>
+            <w:r>
+              <w:t xml:space="preserve"> </w:t>
+            </w:r>
+            <w:r>
+              <w:t xml:space="preserve">This combination therefore </w:t>
+            </w:r>
+            <w:r>
+              <w:lastRenderedPageBreak/>
+              <w:t>captures stable discursive variation that is clearly distinguishable from that observed in other combinations.</w:t>
+            </w:r>
+          </w:p>
+        </w:tc>
+        <w:tc>
+          <w:tcPr>
+            <w:tcW w:w="1831" w:type="dxa"/>
+          </w:tcPr>
+          <w:p>
+            <w:pPr>
+              <w:rPr>
+                <w:rFonts w:hint="eastAsia"/>
+                <w:lang w:eastAsia="zh-CN"/>
+              </w:rPr>
+            </w:pPr>
+            <w:r>
+              <w:rPr>
+                <w:rFonts w:hint="eastAsia"/>
+                <w:lang w:eastAsia="zh-CN"/>
+              </w:rPr>
+              <w:lastRenderedPageBreak/>
+              <w:t>-</w:t>
             </w:r>
           </w:p>
         </w:tc>
@@ -242,7 +279,7 @@
       <w:tr>
         <w:tc>
           <w:tcPr>
-            <w:tcW w:w="2160" w:type="dxa"/>
+            <w:tcW w:w="2060" w:type="dxa"/>
           </w:tcPr>
           <w:p>
             <w:r>
@@ -252,37 +289,47 @@
         </w:tc>
         <w:tc>
           <w:tcPr>
-            <w:tcW w:w="2160" w:type="dxa"/>
+            <w:tcW w:w="1417" w:type="dxa"/>
           </w:tcPr>
           <w:p>
             <w:pPr>
+              <w:rPr>
+                <w:lang w:eastAsia="zh-CN"/>
+              </w:rPr>
+            </w:pPr>
+            <w:r>
               <w:rPr>
                 <w:rFonts w:hint="eastAsia"/>
                 <w:lang w:eastAsia="zh-CN"/>
               </w:rPr>
-            </w:pPr>
+              <w:t>Pass</w:t>
+            </w:r>
+          </w:p>
+        </w:tc>
+        <w:tc>
+          <w:tcPr>
+            <w:tcW w:w="3322" w:type="dxa"/>
+          </w:tcPr>
+          <w:p>
+            <w:r>
+              <w:t>The unit shows strong internal coherence in both discursive function and narrative structure, with posts converging on a shared subject position. Internal variation is organized around how AI is positioned within the same repertoire of life difficulties—e.g., as an endpoint of decline, a parallel background fact, an inferior substitute for human companionship, or a seemingly ineffective yet persistent practice—rather than reflecting idiosyncratic drift across posts. The pattern is reproduced across communities while remaining clearly distinguishable from other coding combinations. Given both its prevalence and its high internal homogeneity, this combination constitutes a stable and broadly distributed discursive configuration and therefore passes the sampling review.</w:t>
+            </w:r>
+          </w:p>
+        </w:tc>
+        <w:tc>
+          <w:tcPr>
+            <w:tcW w:w="1831" w:type="dxa"/>
+          </w:tcPr>
+          <w:p>
             <w:r>
               <w:rPr>
                 <w:rFonts w:hint="eastAsia"/>
                 <w:lang w:eastAsia="zh-CN"/>
               </w:rPr>
-              <w:t>Pass</w:t>
-            </w:r>
-          </w:p>
-        </w:tc>
-        <w:tc>
-          <w:tcPr>
-            <w:tcW w:w="2160" w:type="dxa"/>
-          </w:tcPr>
-          <w:p/>
-        </w:tc>
-        <w:tc>
-          <w:tcPr>
-            <w:tcW w:w="2160" w:type="dxa"/>
-          </w:tcPr>
-          <w:p>
-            <w:r>
-              <w:t>The heaviest block in the corpus; CO and VE both, and drawn from all three communities</w:t>
+              <w:t xml:space="preserve">Analytical consideration: </w:t>
+            </w:r>
+            <w:r>
+              <w:t>AI responses may fail to fully translate into interpersonal recognition not because they are simply “not human enough,” but because they lack a crucial condition: recognition from an independent other who is capable of judgment, retains the possibility of refusal, and yet still chooses to respond and accept.</w:t>
             </w:r>
           </w:p>
         </w:tc>
@@ -290,7 +337,7 @@
       <w:tr>
         <w:tc>
           <w:tcPr>
-            <w:tcW w:w="2160" w:type="dxa"/>
+            <w:tcW w:w="2060" w:type="dxa"/>
           </w:tcPr>
           <w:p>
             <w:r>
@@ -300,7 +347,7 @@
         </w:tc>
         <w:tc>
           <w:tcPr>
-            <w:tcW w:w="2160" w:type="dxa"/>
+            <w:tcW w:w="1417" w:type="dxa"/>
           </w:tcPr>
           <w:p>
             <w:r>
@@ -310,7 +357,7 @@
         </w:tc>
         <w:tc>
           <w:tcPr>
-            <w:tcW w:w="2160" w:type="dxa"/>
+            <w:tcW w:w="3322" w:type="dxa"/>
           </w:tcPr>
           <w:p>
             <w:r>
@@ -320,7 +367,7 @@
         </w:tc>
         <w:tc>
           <w:tcPr>
-            <w:tcW w:w="2160" w:type="dxa"/>
+            <w:tcW w:w="1831" w:type="dxa"/>
           </w:tcPr>
           <w:p>
             <w:r>
@@ -337,7 +384,7 @@
       <w:tr>
         <w:tc>
           <w:tcPr>
-            <w:tcW w:w="2160" w:type="dxa"/>
+            <w:tcW w:w="2060" w:type="dxa"/>
           </w:tcPr>
           <w:p>
             <w:r>
@@ -347,7 +394,7 @@
         </w:tc>
         <w:tc>
           <w:tcPr>
-            <w:tcW w:w="2160" w:type="dxa"/>
+            <w:tcW w:w="1417" w:type="dxa"/>
           </w:tcPr>
           <w:p>
             <w:r>
@@ -357,7 +404,7 @@
         </w:tc>
         <w:tc>
           <w:tcPr>
-            <w:tcW w:w="2160" w:type="dxa"/>
+            <w:tcW w:w="3322" w:type="dxa"/>
           </w:tcPr>
           <w:p>
             <w:r>
@@ -367,7 +414,7 @@
         </w:tc>
         <w:tc>
           <w:tcPr>
-            <w:tcW w:w="2160" w:type="dxa"/>
+            <w:tcW w:w="1831" w:type="dxa"/>
           </w:tcPr>
           <w:p>
             <w:r>
@@ -387,7 +434,7 @@
       <w:tr>
         <w:tc>
           <w:tcPr>
-            <w:tcW w:w="2160" w:type="dxa"/>
+            <w:tcW w:w="2060" w:type="dxa"/>
           </w:tcPr>
           <w:p>
             <w:r>
@@ -397,7 +444,7 @@
         </w:tc>
         <w:tc>
           <w:tcPr>
-            <w:tcW w:w="2160" w:type="dxa"/>
+            <w:tcW w:w="1417" w:type="dxa"/>
           </w:tcPr>
           <w:p>
             <w:r>
@@ -412,7 +459,7 @@
         </w:tc>
         <w:tc>
           <w:tcPr>
-            <w:tcW w:w="2160" w:type="dxa"/>
+            <w:tcW w:w="3322" w:type="dxa"/>
           </w:tcPr>
           <w:p>
             <w:r>
@@ -422,7 +469,7 @@
         </w:tc>
         <w:tc>
           <w:tcPr>
-            <w:tcW w:w="2160" w:type="dxa"/>
+            <w:tcW w:w="1831" w:type="dxa"/>
           </w:tcPr>
           <w:p>
             <w:r>
@@ -434,7 +481,7 @@
       <w:tr>
         <w:tc>
           <w:tcPr>
-            <w:tcW w:w="2160" w:type="dxa"/>
+            <w:tcW w:w="2060" w:type="dxa"/>
           </w:tcPr>
           <w:p>
             <w:r>
@@ -444,7 +491,7 @@
         </w:tc>
         <w:tc>
           <w:tcPr>
-            <w:tcW w:w="2160" w:type="dxa"/>
+            <w:tcW w:w="1417" w:type="dxa"/>
           </w:tcPr>
           <w:p>
             <w:r>
@@ -459,7 +506,7 @@
         </w:tc>
         <w:tc>
           <w:tcPr>
-            <w:tcW w:w="2160" w:type="dxa"/>
+            <w:tcW w:w="3322" w:type="dxa"/>
           </w:tcPr>
           <w:p>
             <w:r>
@@ -469,7 +516,7 @@
         </w:tc>
         <w:tc>
           <w:tcPr>
-            <w:tcW w:w="2160" w:type="dxa"/>
+            <w:tcW w:w="1831" w:type="dxa"/>
           </w:tcPr>
           <w:p>
             <w:r>
@@ -489,7 +536,7 @@
       <w:tr>
         <w:tc>
           <w:tcPr>
-            <w:tcW w:w="2160" w:type="dxa"/>
+            <w:tcW w:w="2060" w:type="dxa"/>
           </w:tcPr>
           <w:p>
             <w:r>
@@ -499,7 +546,7 @@
         </w:tc>
         <w:tc>
           <w:tcPr>
-            <w:tcW w:w="2160" w:type="dxa"/>
+            <w:tcW w:w="1417" w:type="dxa"/>
           </w:tcPr>
           <w:p>
             <w:r>
@@ -514,7 +561,7 @@
         </w:tc>
         <w:tc>
           <w:tcPr>
-            <w:tcW w:w="2160" w:type="dxa"/>
+            <w:tcW w:w="3322" w:type="dxa"/>
           </w:tcPr>
           <w:p>
             <w:r>
@@ -524,11 +571,15 @@
         </w:tc>
         <w:tc>
           <w:tcPr>
-            <w:tcW w:w="2160" w:type="dxa"/>
-          </w:tcPr>
-          <w:p>
-            <w:r>
-              <w:t>Frequent here, content found nowhere else, recorded as hard to say</w:t>
+            <w:tcW w:w="1831" w:type="dxa"/>
+          </w:tcPr>
+          <w:p>
+            <w:r>
+              <w:t xml:space="preserve">Frequent here, content found </w:t>
+            </w:r>
+            <w:r>
+              <w:lastRenderedPageBreak/>
+              <w:t>nowhere else, recorded as hard to say</w:t>
             </w:r>
           </w:p>
         </w:tc>
@@ -625,7 +676,6 @@
           </w:tcPr>
           <w:p>
             <w:r>
-              <w:lastRenderedPageBreak/>
               <w:t>Habitual x SR x not Primary</w:t>
             </w:r>
           </w:p>
@@ -971,13 +1021,7 @@
         <w:t>63</w:t>
       </w:r>
     </w:p>
-    <w:p>
-      <w:pPr>
-        <w:rPr>
-          <w:rFonts w:hint="eastAsia"/>
-        </w:rPr>
-      </w:pPr>
-    </w:p>
+    <w:p/>
     <w:sectPr>
       <w:pgSz w:w="12240" w:h="15840"/>
       <w:pgMar w:top="1440" w:right="1800" w:bottom="1440" w:left="1800" w:header="720" w:footer="720" w:gutter="0"/>
@@ -1650,7 +1694,6 @@
   <w:style w:type="character" w:default="1" w:styleId="a0">
     <w:name w:val="Default Paragraph Font"/>
     <w:uiPriority w:val="1"/>
-    <w:semiHidden/>
     <w:unhideWhenUsed/>
   </w:style>
   <w:style w:type="table" w:default="1" w:styleId="a1">
